--- a/отчёты/Задание 10 Классы и объекты.docx
+++ b/отчёты/Задание 10 Классы и объекты.docx
@@ -24,7 +24,8 @@
     </w:p>
     <w:p>
       <w:pPr>
-        <w:spacing w:after="80"/>
+        <w:keepNext w:val="false"/>
+        <w:spacing w:after="80" w:before="0"/>
         <w:ind w:firstLine="709"/>
         <w:jc w:val="both"/>
       </w:pPr>
@@ -41,7 +42,8 @@
     </w:p>
     <w:p>
       <w:pPr>
-        <w:spacing w:after="80"/>
+        <w:keepNext w:val="false"/>
+        <w:spacing w:after="80" w:before="0"/>
         <w:ind w:firstLine="709"/>
         <w:jc w:val="both"/>
       </w:pPr>
@@ -66,7 +68,7 @@
           <w:right w:val="single" w:color="BFBFBF" w:sz="4" w:space="4"/>
         </w:pBdr>
         <w:shd w:fill="F4F4F4" w:color="auto" w:val="clear"/>
-        <w:spacing w:after="0" w:before="60" w:line="240"/>
+        <w:spacing w:after="0" w:before="60" w:line="240" w:lineRule="auto"/>
         <w:ind w:left="113" w:right="113"/>
       </w:pPr>
       <w:r>
@@ -88,7 +90,7 @@
           <w:right w:val="single" w:color="BFBFBF" w:sz="4" w:space="4"/>
         </w:pBdr>
         <w:shd w:fill="F4F4F4" w:color="auto" w:val="clear"/>
-        <w:spacing w:after="0" w:before="0" w:line="240"/>
+        <w:spacing w:after="0" w:before="0" w:line="240" w:lineRule="auto"/>
         <w:ind w:left="113" w:right="113"/>
       </w:pPr>
       <w:r>
@@ -110,7 +112,7 @@
           <w:right w:val="single" w:color="BFBFBF" w:sz="4" w:space="4"/>
         </w:pBdr>
         <w:shd w:fill="F4F4F4" w:color="auto" w:val="clear"/>
-        <w:spacing w:after="160" w:before="0" w:line="240"/>
+        <w:spacing w:after="160" w:before="0" w:line="240" w:lineRule="auto"/>
         <w:ind w:left="113" w:right="113"/>
       </w:pPr>
       <w:r>
@@ -142,7 +144,7 @@
           <w:right w:val="single" w:color="BFBFBF" w:sz="4" w:space="4"/>
         </w:pBdr>
         <w:shd w:fill="F4F4F4" w:color="auto" w:val="clear"/>
-        <w:spacing w:after="160" w:before="60" w:line="240"/>
+        <w:spacing w:after="160" w:before="60" w:line="240" w:lineRule="auto"/>
         <w:ind w:left="113" w:right="113"/>
       </w:pPr>
       <w:r>
@@ -156,7 +158,8 @@
     </w:p>
     <w:p>
       <w:pPr>
-        <w:spacing w:after="80"/>
+        <w:keepNext w:val="false"/>
+        <w:spacing w:after="80" w:before="0"/>
         <w:ind w:firstLine="709"/>
         <w:jc w:val="both"/>
       </w:pPr>
@@ -173,7 +176,8 @@
     </w:p>
     <w:p>
       <w:pPr>
-        <w:spacing w:after="80"/>
+        <w:keepNext w:val="false"/>
+        <w:spacing w:after="80" w:before="0"/>
         <w:ind w:firstLine="709"/>
         <w:jc w:val="both"/>
       </w:pPr>
@@ -247,7 +251,7 @@
           <w:right w:val="single" w:color="BFBFBF" w:sz="4" w:space="4"/>
         </w:pBdr>
         <w:shd w:fill="F4F4F4" w:color="auto" w:val="clear"/>
-        <w:spacing w:after="160" w:before="60" w:line="240"/>
+        <w:spacing w:after="160" w:before="60" w:line="240" w:lineRule="auto"/>
         <w:ind w:left="113" w:right="113"/>
       </w:pPr>
       <w:r>
@@ -261,7 +265,8 @@
     </w:p>
     <w:p>
       <w:pPr>
-        <w:spacing w:after="80"/>
+        <w:keepNext w:val="false"/>
+        <w:spacing w:after="80" w:before="0"/>
         <w:ind w:firstLine="709"/>
         <w:jc w:val="both"/>
       </w:pPr>
@@ -311,7 +316,8 @@
     </w:p>
     <w:p>
       <w:pPr>
-        <w:spacing w:after="80"/>
+        <w:keepNext w:val="false"/>
+        <w:spacing w:after="80" w:before="0"/>
         <w:ind w:firstLine="709"/>
         <w:jc w:val="both"/>
       </w:pPr>
@@ -360,7 +366,8 @@
     </w:p>
     <w:p>
       <w:pPr>
-        <w:spacing w:after="80"/>
+        <w:keepNext w:val="false"/>
+        <w:spacing w:after="80" w:before="0"/>
         <w:ind w:firstLine="709"/>
         <w:jc w:val="both"/>
       </w:pPr>
@@ -377,7 +384,8 @@
     </w:p>
     <w:p>
       <w:pPr>
-        <w:spacing w:after="80"/>
+        <w:keepNext w:val="false"/>
+        <w:spacing w:after="80" w:before="0"/>
         <w:ind w:firstLine="709"/>
         <w:jc w:val="both"/>
       </w:pPr>
@@ -533,7 +541,7 @@
           <w:right w:val="single" w:color="BFBFBF" w:sz="4" w:space="4"/>
         </w:pBdr>
         <w:shd w:fill="F4F4F4" w:color="auto" w:val="clear"/>
-        <w:spacing w:after="0" w:before="60" w:line="240"/>
+        <w:spacing w:after="0" w:before="60" w:line="240" w:lineRule="auto"/>
         <w:ind w:left="113" w:right="113"/>
       </w:pPr>
       <w:r>
@@ -555,7 +563,7 @@
           <w:right w:val="single" w:color="BFBFBF" w:sz="4" w:space="4"/>
         </w:pBdr>
         <w:shd w:fill="F4F4F4" w:color="auto" w:val="clear"/>
-        <w:spacing w:after="0" w:before="0" w:line="240"/>
+        <w:spacing w:after="0" w:before="0" w:line="240" w:lineRule="auto"/>
         <w:ind w:left="113" w:right="113"/>
       </w:pPr>
       <w:r>
@@ -577,7 +585,7 @@
           <w:right w:val="single" w:color="BFBFBF" w:sz="4" w:space="4"/>
         </w:pBdr>
         <w:shd w:fill="F4F4F4" w:color="auto" w:val="clear"/>
-        <w:spacing w:after="0" w:before="0" w:line="240"/>
+        <w:spacing w:after="0" w:before="0" w:line="240" w:lineRule="auto"/>
         <w:ind w:left="113" w:right="113"/>
       </w:pPr>
       <w:r>
@@ -599,7 +607,7 @@
           <w:right w:val="single" w:color="BFBFBF" w:sz="4" w:space="4"/>
         </w:pBdr>
         <w:shd w:fill="F4F4F4" w:color="auto" w:val="clear"/>
-        <w:spacing w:after="160" w:before="0" w:line="240"/>
+        <w:spacing w:after="160" w:before="0" w:line="240" w:lineRule="auto"/>
         <w:ind w:left="113" w:right="113"/>
       </w:pPr>
       <w:r>
@@ -613,7 +621,8 @@
     </w:p>
     <w:p>
       <w:pPr>
-        <w:spacing w:after="80"/>
+        <w:keepNext w:val="false"/>
+        <w:spacing w:after="80" w:before="0"/>
         <w:ind w:firstLine="709"/>
         <w:jc w:val="both"/>
       </w:pPr>
@@ -695,7 +704,8 @@
     </w:p>
     <w:p>
       <w:pPr>
-        <w:spacing w:after="80"/>
+        <w:keepNext w:val="false"/>
+        <w:spacing w:after="80" w:before="0"/>
         <w:ind w:firstLine="709"/>
         <w:jc w:val="both"/>
       </w:pPr>
@@ -745,7 +755,8 @@
     </w:p>
     <w:p>
       <w:pPr>
-        <w:spacing w:after="80"/>
+        <w:keepNext w:val="false"/>
+        <w:spacing w:after="80" w:before="0"/>
         <w:ind w:firstLine="709"/>
         <w:jc w:val="both"/>
       </w:pPr>
@@ -797,7 +808,7 @@
           </w:tcPr>
           <w:p>
             <w:pPr>
-              <w:spacing w:line="240"/>
+              <w:spacing w:line="240" w:lineRule="auto"/>
             </w:pPr>
           </w:p>
         </w:tc>
@@ -820,7 +831,7 @@
           </w:tcPr>
           <w:p>
             <w:pPr>
-              <w:spacing w:line="240"/>
+              <w:spacing w:line="240" w:lineRule="auto"/>
             </w:pPr>
             <w:r>
               <w:rPr>
@@ -852,7 +863,7 @@
           </w:tcPr>
           <w:p>
             <w:pPr>
-              <w:spacing w:line="240"/>
+              <w:spacing w:line="240" w:lineRule="auto"/>
             </w:pPr>
             <w:r>
               <w:rPr>
@@ -888,7 +899,7 @@
           </w:tcPr>
           <w:p>
             <w:pPr>
-              <w:spacing w:line="240"/>
+              <w:spacing w:line="240" w:lineRule="auto"/>
             </w:pPr>
             <w:r>
               <w:rPr>
@@ -917,7 +928,7 @@
           </w:tcPr>
           <w:p>
             <w:pPr>
-              <w:spacing w:line="240"/>
+              <w:spacing w:line="240" w:lineRule="auto"/>
             </w:pPr>
             <w:r>
               <w:rPr>
@@ -946,7 +957,7 @@
           </w:tcPr>
           <w:p>
             <w:pPr>
-              <w:spacing w:line="240"/>
+              <w:spacing w:line="240" w:lineRule="auto"/>
             </w:pPr>
             <w:r>
               <w:rPr>
@@ -980,7 +991,7 @@
           </w:tcPr>
           <w:p>
             <w:pPr>
-              <w:spacing w:line="240"/>
+              <w:spacing w:line="240" w:lineRule="auto"/>
             </w:pPr>
             <w:r>
               <w:rPr>
@@ -1009,7 +1020,7 @@
           </w:tcPr>
           <w:p>
             <w:pPr>
-              <w:spacing w:line="240"/>
+              <w:spacing w:line="240" w:lineRule="auto"/>
             </w:pPr>
             <w:r>
               <w:rPr>
@@ -1038,7 +1049,7 @@
           </w:tcPr>
           <w:p>
             <w:pPr>
-              <w:spacing w:line="240"/>
+              <w:spacing w:line="240" w:lineRule="auto"/>
             </w:pPr>
             <w:r>
               <w:rPr>
@@ -1072,7 +1083,7 @@
           </w:tcPr>
           <w:p>
             <w:pPr>
-              <w:spacing w:line="240"/>
+              <w:spacing w:line="240" w:lineRule="auto"/>
             </w:pPr>
             <w:r>
               <w:rPr>
@@ -1101,7 +1112,7 @@
           </w:tcPr>
           <w:p>
             <w:pPr>
-              <w:spacing w:line="240"/>
+              <w:spacing w:line="240" w:lineRule="auto"/>
             </w:pPr>
             <w:r>
               <w:rPr>
@@ -1130,7 +1141,7 @@
           </w:tcPr>
           <w:p>
             <w:pPr>
-              <w:spacing w:line="240"/>
+              <w:spacing w:line="240" w:lineRule="auto"/>
             </w:pPr>
             <w:r>
               <w:rPr>
@@ -1172,7 +1183,7 @@
           </w:tcPr>
           <w:p>
             <w:pPr>
-              <w:spacing w:line="240"/>
+              <w:spacing w:line="240" w:lineRule="auto"/>
             </w:pPr>
             <w:r>
               <w:rPr>
@@ -1201,7 +1212,7 @@
           </w:tcPr>
           <w:p>
             <w:pPr>
-              <w:spacing w:line="240"/>
+              <w:spacing w:line="240" w:lineRule="auto"/>
             </w:pPr>
             <w:r>
               <w:rPr>
@@ -1260,7 +1271,7 @@
           </w:tcPr>
           <w:p>
             <w:pPr>
-              <w:spacing w:line="240"/>
+              <w:spacing w:line="240" w:lineRule="auto"/>
             </w:pPr>
             <w:r>
               <w:rPr>
@@ -1280,7 +1291,8 @@
     </w:p>
     <w:p>
       <w:pPr>
-        <w:spacing w:after="80"/>
+        <w:keepNext w:val="false"/>
+        <w:spacing w:after="80" w:before="0"/>
         <w:ind w:firstLine="709"/>
         <w:jc w:val="both"/>
       </w:pPr>
@@ -1579,6 +1591,18 @@
     </w:lvl>
   </w:abstractNum>
   <w:abstractNum w:abstractNumId="3" w15:restartNumberingAfterBreak="0">
+    <w:multiLevelType w:val="hybridMultilevel"/>
+    <w:lvl w:ilvl="0" w15:tentative="1">
+      <w:start w:val="1"/>
+      <w:numFmt w:val="bullet"/>
+      <w:lvlText w:val="•"/>
+      <w:lvlJc w:val="left"/>
+      <w:pPr>
+        <w:ind w:left="1134" w:hanging="284"/>
+      </w:pPr>
+    </w:lvl>
+  </w:abstractNum>
+  <w:abstractNum w:abstractNumId="4" w15:restartNumberingAfterBreak="0">
     <w:multiLevelType w:val="hybridMultilevel"/>
     <w:lvl w:ilvl="0" w15:tentative="1">
       <w:start w:val="1"/>
